--- a/technical_report.docx
+++ b/technical_report.docx
@@ -1286,6 +1286,19 @@
     </w:p>
     <w:p>
       <w:r>
+        <w:t>Hyperparameter Tuning &amp; Best Models:</w:t>
+        <w:br/>
+        <w:t xml:space="preserve">To determine the absolute best experimental setup, we conducted a randomized hyperparameter search (RandomizedSearchCV) on our top-performing ensembles (Random Forest and XGBoost) using a 100,000-instance stratified sample of the training data to mitigate the massive computational cost. </w:t>
+        <w:br/>
+        <w:t>* Optimal Random Forest parameters: n_estimators=200, max_depth=30, min_samples_split=10, min_samples_leaf=1 (Cross-Validated F1: 0.7234)</w:t>
+        <w:br/>
+        <w:t>* Optimal XGBoost parameters: n_estimators=300, max_depth=9, learning_rate=0.05, subsample=0.9, colsample_bytree=0.8 (Cross-Validated F1: 0.7324)</w:t>
+        <w:br/>
+        <w:t>The optimized parameters confirm the robustness of tree-based models over default configurations on massive, imbalanced datasets.</w:t>
+      </w:r>
+    </w:p>
+    <w:p>
+      <w:r>
         <w:t>Superiority of Ensemble Tree Methods:</w:t>
         <w:br/>
         <w:t>XGBoost is the unambiguous superior model for this dataset, achieving an F1-score of 0.7074. The performance gap between tree-based ensembles (XGBoost, Random Forest) and linear/distance models (LR, SVM, KNN) strongly indicates that the relationship between the geographic/temporal features and earthquake magnitude is highly complex and non-linear. Linear hyperplanes (SVM, LR) are insufficiently flexible to map geographical coordinates and raw temporal integers to physical severities.</w:t>
